--- a/public/smart-police/forms/แบบรายการตำหนิรูปพรรณทรัพย์.docx
+++ b/public/smart-police/forms/แบบรายการตำหนิรูปพรรณทรัพย์.docx
@@ -1819,7 +1819,7 @@
         <w:szCs w:val="24"/>
         <w:cs/>
       </w:rPr>
-      <w:t>สอบสวน.</w:t>
+      <w:t/>
     </w:r>
     <w:r>
       <w:rPr>
@@ -1830,7 +1830,7 @@
         <w:sz w:val="24"/>
         <w:szCs w:val="24"/>
       </w:rPr>
-      <w:t>com</w:t>
+      <w:t/>
     </w:r>
     <w:r>
       <w:rPr>

--- a/public/smart-police/forms/แบบรายการตำหนิรูปพรรณทรัพย์.docx
+++ b/public/smart-police/forms/แบบรายการตำหนิรูปพรรณทรัพย์.docx
@@ -1777,7 +1777,7 @@
         <w:szCs w:val="32"/>
         <w:cs/>
       </w:rPr>
-      <w:t>(ส ๕๖ - ๔๙)</w:t>
+      <w:t/>
     </w:r>
     <w:r>
       <w:rPr>
@@ -1807,7 +1807,7 @@
         <w:szCs w:val="32"/>
         <w:cs/>
       </w:rPr>
-      <w:t xml:space="preserve">                         </w:t>
+      <w:t xml:space="preserve"/>
     </w:r>
     <w:r>
       <w:rPr>
